--- a/tools/aubreylaw-docgeneration/templates/indv-disclaimer-trust.docx
+++ b/tools/aubreylaw-docgeneration/templates/indv-disclaimer-trust.docx
@@ -6322,19 +6322,7 @@
         <w:t xml:space="preserve">Upon the resignation of a Trustee, the resigning Trustee may appoint the resigning Trustee’s successor in the manner set forth in </w:t>
       </w:r>
       <w:r>
-        <w:fldChar w:fldCharType="begin"/>
-      </w:r>
-      <w:r>
-        <w:instrText xml:space="preserve"> REF 410736848580362552 \r \h </w:instrText>
-      </w:r>
-      <w:r>
-        <w:fldChar w:fldCharType="separate"/>
-      </w:r>
-      <w:r>
         <w:t>Section 3.10</w:t>
-      </w:r>
-      <w:r>
-        <w:fldChar w:fldCharType="end"/>
       </w:r>
       <w:r>
         <w:t xml:space="preserve">, concurrent with the written notice described above.  If the resigning Trustee fails to make the appointment, the other provisions of this Article regarding Trustee succession upon incapacity or death will govern, and the next named successor or successors to the resigning Trustee will serve in the order listed.  Likewise, if no named successors are available to serve and the resigning Trustee fails to designate a successor, the other provisions of this Article regarding the filling of a vacant Trustee office will govern. </w:t>
@@ -6407,19 +6395,7 @@
         <w:t xml:space="preserve">If I am incapacitated, my spouse, or if my spouse is also incapacitated or deceased, the person appointed my conservator may remove any Trustee, with or without cause.  If I am incapacitated and no successor Trustee has been named, my spouse shall name an individual or corporate fiduciary to serve as the successor Trustee.  If my spouse is incapacitated or deceased, the person appointed my conservator shall name the successor Trustee.  But if a Trustee vacancy arises due to resignation, the previous provisions apply only if the resigning Trustee fails to appoint a successor Trustee in the manner more fully set forth in </w:t>
       </w:r>
       <w:r>
-        <w:fldChar w:fldCharType="begin"/>
-      </w:r>
-      <w:r>
-        <w:instrText xml:space="preserve"> REF 936917708484541798 \r \h </w:instrText>
-      </w:r>
-      <w:r>
-        <w:fldChar w:fldCharType="separate"/>
-      </w:r>
-      <w:r>
         <w:t>Section 3.01</w:t>
-      </w:r>
-      <w:r>
-        <w:fldChar w:fldCharType="end"/>
       </w:r>
       <w:r>
         <w:t>.</w:t>
@@ -6537,19 +6513,7 @@
         <w:t xml:space="preserve">But if a Trustee vacancy due to resignation arises, the previous provisions apply only if the resigning Trustee fails to appoint a successor Trustee in the manner more fully set forth in </w:t>
       </w:r>
       <w:r>
-        <w:fldChar w:fldCharType="begin"/>
-      </w:r>
-      <w:r>
-        <w:instrText xml:space="preserve"> REF 936917708484541798 \r \h </w:instrText>
-      </w:r>
-      <w:r>
-        <w:fldChar w:fldCharType="separate"/>
-      </w:r>
-      <w:r>
         <w:t>Section 3.01</w:t>
-      </w:r>
-      <w:r>
-        <w:fldChar w:fldCharType="end"/>
       </w:r>
       <w:r>
         <w:t>.</w:t>
@@ -6701,19 +6665,7 @@
         <w:t xml:space="preserve">Any appointment, removal, resignation, or other change in trusteeship must be in writing and signed by the person or persons exercising the power.  The written notice must be dated, must specify the effective date and other terms regarding the change of Trustee status, and must be delivered as specified in </w:t>
       </w:r>
       <w:r>
-        <w:fldChar w:fldCharType="begin"/>
-      </w:r>
-      <w:r>
-        <w:instrText xml:space="preserve"> REF 410736848580362552 \r \h </w:instrText>
-      </w:r>
-      <w:r>
-        <w:fldChar w:fldCharType="separate"/>
-      </w:r>
-      <w:r>
         <w:t>Section 3.10</w:t>
-      </w:r>
-      <w:r>
-        <w:fldChar w:fldCharType="end"/>
       </w:r>
       <w:r>
         <w:t xml:space="preserve"> of this instrument.</w:t>
@@ -6920,39 +6872,15 @@
         <w:t xml:space="preserve">When making distributions under </w:t>
       </w:r>
       <w:r>
-        <w:fldChar w:fldCharType="begin"/>
-      </w:r>
-      <w:r>
-        <w:instrText xml:space="preserve"> REF 8887028750696593144 \r \h \* MERGEFORMAT </w:instrText>
-      </w:r>
-      <w:r>
-        <w:fldChar w:fldCharType="separate"/>
-      </w:r>
-      <w:r>
         <w:t>Section 4.02</w:t>
       </w:r>
       <w:r>
-        <w:fldChar w:fldCharType="end"/>
-      </w:r>
-      <w:r>
         <w:t xml:space="preserve"> and </w:t>
       </w:r>
       <w:r>
-        <w:fldChar w:fldCharType="begin"/>
-      </w:r>
-      <w:r>
-        <w:instrText xml:space="preserve"> REF 8888467622413721758 \r \h \* MERGEFORMAT </w:instrText>
-      </w:r>
-      <w:r>
-        <w:fldChar w:fldCharType="separate"/>
-      </w:r>
-      <w:r>
         <w:t>Section 4.03</w:t>
       </w:r>
       <w:r>
-        <w:fldChar w:fldCharType="end"/>
-      </w:r>
-      <w:r>
         <w:t>, the Trustee shall give consideration first to my needs and the needs of my spouse and then to the needs of those persons dependent on me.</w:t>
       </w:r>
     </w:p>
@@ -6964,19 +6892,7 @@
         <w:t xml:space="preserve">When making distributions under </w:t>
       </w:r>
       <w:r>
-        <w:fldChar w:fldCharType="begin"/>
-      </w:r>
-      <w:r>
-        <w:instrText xml:space="preserve"> REF 8888467622413721758 \r \h \* MERGEFORMAT </w:instrText>
-      </w:r>
-      <w:r>
-        <w:fldChar w:fldCharType="separate"/>
-      </w:r>
-      <w:r>
         <w:t>Section 4.03</w:t>
-      </w:r>
-      <w:r>
-        <w:fldChar w:fldCharType="end"/>
       </w:r>
       <w:r>
         <w:t>, I request that the Trustee, with sole and absolute discretion, consider other income and resources available to the dependents.  The Trustee may make unequal distributions, distributions to some but not all dependents, or no distributions.</w:t>
@@ -7380,21 +7296,9 @@
         <w:t xml:space="preserve"> Trustee shall allocate the disclaimed property to the Marital Share and shall administer the disclaimed property as provided in </w:t>
       </w:r>
       <w:r>
-        <w:fldChar w:fldCharType="begin"/>
-      </w:r>
-      <w:r>
-        <w:instrText xml:space="preserve"> REF 3412600442307379193 \r \h </w:instrText>
-      </w:r>
-      <w:r>
-        <w:fldChar w:fldCharType="separate"/>
-      </w:r>
-      <w:r>
         <w:t>Article Eight</w:t>
       </w:r>
       <w:r>
-        <w:fldChar w:fldCharType="end"/>
-      </w:r>
-      <w:r>
         <w:t xml:space="preserve">.  If my spouse disclaims any portion of the trust property that would otherwise be allocated to the Marital Share, the Trustee shall allocate the disclaimed property to the </w:t>
       </w:r>
       <w:proofErr w:type="gramStart"/>
@@ -7414,39 +7318,15 @@
         <w:t xml:space="preserve"> shall administer the disclaimed property as provided in </w:t>
       </w:r>
       <w:r>
-        <w:fldChar w:fldCharType="begin"/>
-      </w:r>
-      <w:r>
-        <w:instrText xml:space="preserve"> REF 8578819201021833643 \r \h </w:instrText>
-      </w:r>
-      <w:r>
-        <w:fldChar w:fldCharType="separate"/>
-      </w:r>
-      <w:r>
         <w:t>Article Nine</w:t>
       </w:r>
       <w:r>
-        <w:fldChar w:fldCharType="end"/>
-      </w:r>
-      <w:r>
         <w:t xml:space="preserve">.  If my spouse disclaims any interest that my spouse has in any portion of the Non-Marital Share, the Trustee shall dispose of the disclaimed interest as provided in </w:t>
       </w:r>
       <w:r>
-        <w:fldChar w:fldCharType="begin"/>
-      </w:r>
-      <w:r>
-        <w:instrText xml:space="preserve"> REF 8257584867261087568 \r \h </w:instrText>
-      </w:r>
-      <w:r>
-        <w:fldChar w:fldCharType="separate"/>
-      </w:r>
-      <w:r>
         <w:t>Article Ten</w:t>
       </w:r>
       <w:r>
-        <w:fldChar w:fldCharType="end"/>
-      </w:r>
-      <w:r>
         <w:t>.</w:t>
       </w:r>
     </w:p>
@@ -7458,22 +7338,10 @@
         <w:t xml:space="preserve">If my spouse predeceases me, the Trustee shall administer the remaining trust property as provided in </w:t>
       </w:r>
       <w:r>
-        <w:fldChar w:fldCharType="begin"/>
-      </w:r>
-      <w:r>
-        <w:instrText xml:space="preserve"> REF 8257584867261087568 \r \h </w:instrText>
-      </w:r>
-      <w:r>
-        <w:fldChar w:fldCharType="separate"/>
-      </w:r>
-      <w:r>
         <w:t xml:space="preserve">Article </w:t>
       </w:r>
       <w:r>
         <w:t>Ten</w:t>
-      </w:r>
-      <w:r>
-        <w:fldChar w:fldCharType="end"/>
       </w:r>
       <w:r>
         <w:t>.</w:t>
@@ -7651,19 +7519,7 @@
         <w:t xml:space="preserve">The Trustee shall administer the balance or remainder of the Marital Trust as provided in </w:t>
       </w:r>
       <w:r>
-        <w:fldChar w:fldCharType="begin"/>
-      </w:r>
-      <w:r>
-        <w:instrText xml:space="preserve"> REF 8257584867261087568 \r \h </w:instrText>
-      </w:r>
-      <w:r>
-        <w:fldChar w:fldCharType="separate"/>
-      </w:r>
-      <w:r>
         <w:t>Article Ten</w:t>
-      </w:r>
-      <w:r>
-        <w:fldChar w:fldCharType="end"/>
       </w:r>
       <w:r>
         <w:t>.</w:t>
@@ -7928,19 +7784,7 @@
         <w:t xml:space="preserve">Notwithstanding the designation of my spouse as Primary Beneficiary, the Trustee may make distributions to or for the benefit of my beneficiaries under this Article based on the priority of distributions set forth in </w:t>
       </w:r>
       <w:r>
-        <w:fldChar w:fldCharType="begin"/>
-      </w:r>
-      <w:r>
-        <w:instrText xml:space="preserve"> REF 17319215784304536599 \r \h </w:instrText>
-      </w:r>
-      <w:r>
-        <w:fldChar w:fldCharType="separate"/>
-      </w:r>
-      <w:r>
         <w:t>Section 9.01</w:t>
-      </w:r>
-      <w:r>
-        <w:fldChar w:fldCharType="end"/>
       </w:r>
       <w:r>
         <w:t>.  I request that the Trustee consider the respective needs of my beneficiaries, as well as other income and resources available to my beneficiaries.  When making distributions from the Family Trust, the Trustee may exclude any of the beneficiaries or may make unequal distributions among them.</w:t>
@@ -7984,22 +7828,10 @@
         <w:t xml:space="preserve">The Family Trust will terminate upon the death of my spouse.  The Trustee shall administer the balance or remainder of the Family Trust as provided in </w:t>
       </w:r>
       <w:r>
-        <w:fldChar w:fldCharType="begin"/>
-      </w:r>
-      <w:r>
-        <w:instrText xml:space="preserve"> REF 8257584867261087568 \r \h </w:instrText>
-      </w:r>
-      <w:r>
-        <w:fldChar w:fldCharType="separate"/>
-      </w:r>
-      <w:r>
         <w:t xml:space="preserve">Article </w:t>
       </w:r>
       <w:r>
         <w:t>Ten</w:t>
-      </w:r>
-      <w:r>
-        <w:fldChar w:fldCharType="end"/>
       </w:r>
       <w:r>
         <w:t>.</w:t>
@@ -8068,19 +7900,7 @@
         <w:t xml:space="preserve">If each of my living children has reached 23 years of age, the Trustee shall administer my remaining trust property as provided in </w:t>
       </w:r>
       <w:r>
-        <w:fldChar w:fldCharType="begin"/>
-      </w:r>
-      <w:r>
-        <w:instrText xml:space="preserve"> REF 7755706113455185547 \r \h </w:instrText>
-      </w:r>
-      <w:r>
-        <w:fldChar w:fldCharType="separate"/>
-      </w:r>
-      <w:r>
         <w:t>Section 10.02</w:t>
-      </w:r>
-      <w:r>
-        <w:fldChar w:fldCharType="end"/>
       </w:r>
       <w:r>
         <w:t>.</w:t>
@@ -8222,19 +8042,7 @@
         <w:t xml:space="preserve">Unless specifically designated as an advancement by the Trustee as provided in Subsection </w:t>
       </w:r>
       <w:r>
-        <w:fldChar w:fldCharType="begin"/>
-      </w:r>
-      <w:r>
-        <w:instrText xml:space="preserve"> REF 5909398393937355776 \n \h </w:instrText>
-      </w:r>
-      <w:r>
-        <w:fldChar w:fldCharType="separate"/>
-      </w:r>
-      <w:r>
         <w:t>(c)</w:t>
-      </w:r>
-      <w:r>
-        <w:fldChar w:fldCharType="end"/>
       </w:r>
       <w:r>
         <w:t>, distributions to a beneficiary will not be considered advancements and will not be charged against the share to which the beneficiary may be entitled under other provisions of this trust.</w:t>
@@ -8324,19 +8132,7 @@
         <w:t xml:space="preserve">The Trustee shall designate any distribution made under this Subsection as an advancement.  A determination by the Trustee as to whether a distribution is for an advancement under this Subsection or is a distribution under Subsection </w:t>
       </w:r>
       <w:r>
-        <w:fldChar w:fldCharType="begin"/>
-      </w:r>
-      <w:r>
-        <w:instrText xml:space="preserve"> REF 5908199334173081931 \r \h </w:instrText>
-      </w:r>
-      <w:r>
-        <w:fldChar w:fldCharType="separate"/>
-      </w:r>
-      <w:r>
         <w:t>(b)</w:t>
-      </w:r>
-      <w:r>
-        <w:fldChar w:fldCharType="end"/>
       </w:r>
       <w:r>
         <w:t xml:space="preserve"> is conclusive on all persons.  </w:t>
@@ -8433,21 +8229,9 @@
         <w:t xml:space="preserve">In determining each share’s value, the Trustee shall add the value of any advancements made from the Common Trust under </w:t>
       </w:r>
       <w:r>
-        <w:fldChar w:fldCharType="begin"/>
-      </w:r>
-      <w:r>
-        <w:instrText xml:space="preserve"> REF 5909398393937355776 \r \h </w:instrText>
-      </w:r>
-      <w:r>
-        <w:fldChar w:fldCharType="separate"/>
-      </w:r>
-      <w:r>
         <w:t>Section 10.01(c)</w:t>
       </w:r>
       <w:r>
-        <w:fldChar w:fldCharType="end"/>
-      </w:r>
-      <w:r>
         <w:t xml:space="preserve"> to the value of the remaining trust property.  The Trustee shall use the resulting total to calculate the value of the shares created under this Section.</w:t>
       </w:r>
     </w:p>
@@ -8459,19 +8243,7 @@
         <w:t xml:space="preserve">The Trustee shall reduce each living child’s share by the value of any advancements made to the child from the Common Trust under </w:t>
       </w:r>
       <w:r>
-        <w:fldChar w:fldCharType="begin"/>
-      </w:r>
-      <w:r>
-        <w:instrText xml:space="preserve"> REF 5909398393937355776 \r \h </w:instrText>
-      </w:r>
-      <w:r>
-        <w:fldChar w:fldCharType="separate"/>
-      </w:r>
-      <w:r>
         <w:t>Section 10.01(c)</w:t>
-      </w:r>
-      <w:r>
-        <w:fldChar w:fldCharType="end"/>
       </w:r>
       <w:r>
         <w:t xml:space="preserve">, using the distributed property’s value as of its distribution date.  The Trustee shall reduce the share of a descendant of a deceased child </w:t>
@@ -8779,19 +8551,7 @@
         <w:t xml:space="preserve">If I have no then-living descendants, the Trustee shall distribute the balance of the trust property as provided in </w:t>
       </w:r>
       <w:r>
-        <w:fldChar w:fldCharType="begin"/>
-      </w:r>
-      <w:r>
-        <w:instrText xml:space="preserve"> REF _Ref508176600 \r \h </w:instrText>
-      </w:r>
-      <w:r>
-        <w:fldChar w:fldCharType="separate"/>
-      </w:r>
-      <w:r>
         <w:t>Article Eleven</w:t>
-      </w:r>
-      <w:r>
-        <w:fldChar w:fldCharType="end"/>
       </w:r>
       <w:r>
         <w:t>.</w:t>
@@ -8853,55 +8613,19 @@
         <w:t xml:space="preserve">If the Trustee is authorized or directed under any provision of this trust to distribute net income or principal to a person who has not yet reached 21 years of age or who is incapacitated as defined in </w:t>
       </w:r>
       <w:r>
-        <w:fldChar w:fldCharType="begin"/>
-      </w:r>
-      <w:r>
-        <w:instrText xml:space="preserve"> REF 2910059081454847979 \r \h </w:instrText>
-      </w:r>
-      <w:r>
-        <w:fldChar w:fldCharType="separate"/>
-      </w:r>
-      <w:r>
         <w:t>Section 14.07(e)</w:t>
       </w:r>
       <w:r>
-        <w:fldChar w:fldCharType="end"/>
-      </w:r>
-      <w:r>
         <w:t xml:space="preserve">, the Trustee may make the distribution by any one or more of the methods described in </w:t>
       </w:r>
       <w:r>
-        <w:fldChar w:fldCharType="begin"/>
-      </w:r>
-      <w:r>
-        <w:instrText xml:space="preserve"> REF 14184469743489709734 \w \h </w:instrText>
-      </w:r>
-      <w:r>
-        <w:fldChar w:fldCharType="separate"/>
-      </w:r>
-      <w:r>
         <w:t>Section 12.01</w:t>
       </w:r>
       <w:r>
-        <w:fldChar w:fldCharType="end"/>
-      </w:r>
-      <w:r>
         <w:t xml:space="preserve">.  Alternatively, the Trustee may retain the trust property in a separate trust to be administered by the Trustee under </w:t>
       </w:r>
       <w:r>
-        <w:fldChar w:fldCharType="begin"/>
-      </w:r>
-      <w:r>
-        <w:instrText xml:space="preserve"> REF 11954226565216652239 \r \h </w:instrText>
-      </w:r>
-      <w:r>
-        <w:fldChar w:fldCharType="separate"/>
-      </w:r>
-      <w:r>
         <w:t>Section 12.02</w:t>
-      </w:r>
-      <w:r>
-        <w:fldChar w:fldCharType="end"/>
       </w:r>
       <w:r>
         <w:t>.</w:t>
@@ -9133,19 +8857,7 @@
         <w:t xml:space="preserve">If I have no then-living descendants, the Trustee shall distribute the balance of the trust property as provided in </w:t>
       </w:r>
       <w:r>
-        <w:fldChar w:fldCharType="begin"/>
-      </w:r>
-      <w:r>
-        <w:instrText xml:space="preserve"> REF _Ref508176600 \r \h </w:instrText>
-      </w:r>
-      <w:r>
-        <w:fldChar w:fldCharType="separate"/>
-      </w:r>
-      <w:r>
         <w:t>Article Eleven</w:t>
-      </w:r>
-      <w:r>
-        <w:fldChar w:fldCharType="end"/>
       </w:r>
       <w:r>
         <w:t xml:space="preserve">. </w:t>
@@ -9699,19 +9411,7 @@
         <w:t xml:space="preserve">The Trustee may merge a trust created under this trust with any other trust, if the two trusts contain substantially the same terms for the same beneficiaries and have at least one Trustee in common.  The Trustee may administer the merged trust under the provisions of the instrument governing the other trust, and this trust will no longer exist if it merges into another trust.  Accordingly, in the event another trust is merged into this trust or a trust created under the provisions of this trust document, the Trustee may shorten the period during which this trust subsists to comply with </w:t>
       </w:r>
       <w:r>
-        <w:fldChar w:fldCharType="begin"/>
-      </w:r>
-      <w:r>
-        <w:instrText xml:space="preserve"> REF 8409673738367728109 \r \h </w:instrText>
-      </w:r>
-      <w:r>
-        <w:fldChar w:fldCharType="separate"/>
-      </w:r>
-      <w:r>
         <w:t>Section 14.01</w:t>
-      </w:r>
-      <w:r>
-        <w:fldChar w:fldCharType="end"/>
       </w:r>
       <w:r>
         <w:t xml:space="preserve">, if necessary, to effect the merger.  </w:t>
@@ -9892,19 +9592,7 @@
         <w:t xml:space="preserve">My intent is that the gift to the Marital Share described in </w:t>
       </w:r>
       <w:r>
-        <w:fldChar w:fldCharType="begin"/>
-      </w:r>
-      <w:r>
-        <w:instrText xml:space="preserve"> REF 16511060005921059893 \r \h </w:instrText>
-      </w:r>
-      <w:r>
-        <w:fldChar w:fldCharType="separate"/>
-      </w:r>
-      <w:r>
         <w:t>Article Seven</w:t>
-      </w:r>
-      <w:r>
-        <w:fldChar w:fldCharType="end"/>
       </w:r>
       <w:r>
         <w:t xml:space="preserve"> qualify for the federal estate tax marital deduction, and the provisions of this instrument must be construed to reflect this intent.  If giving effect to a provision of this instrument would result in a gift to the Marital Share not qualifying for the federal estate tax unlimited marital deduction, that provision is ineffective, unless the Trustee or Personal Representative elects that all or a portion of the gift to the Marital Share </w:t>
@@ -10691,37 +10379,13 @@
         <w:t xml:space="preserve"> means any Trustee who is not an Interested Trustee as defined in Subsection </w:t>
       </w:r>
       <w:r>
-        <w:fldChar w:fldCharType="begin"/>
-      </w:r>
-      <w:r>
-        <w:instrText xml:space="preserve"> REF 14708557169132650103 \r \h </w:instrText>
-      </w:r>
-      <w:r>
-        <w:fldChar w:fldCharType="separate"/>
-      </w:r>
-      <w:r>
         <w:t>(j)</w:t>
       </w:r>
       <w:r>
-        <w:fldChar w:fldCharType="end"/>
-      </w:r>
-      <w:r>
         <w:t xml:space="preserve"> and includes an Independent Special Trustee appointed under the provisions of </w:t>
       </w:r>
       <w:r>
-        <w:fldChar w:fldCharType="begin"/>
-      </w:r>
-      <w:r>
-        <w:instrText xml:space="preserve"> REF _Ref521104654 \r \h </w:instrText>
-      </w:r>
-      <w:r>
-        <w:fldChar w:fldCharType="separate"/>
-      </w:r>
-      <w:r>
         <w:t>Section 3.08</w:t>
-      </w:r>
-      <w:r>
-        <w:fldChar w:fldCharType="end"/>
       </w:r>
       <w:r>
         <w:t xml:space="preserve">.  </w:t>
@@ -11285,19 +10949,7 @@
         <w:t xml:space="preserve">This trust is governed, construed, and administered according to the laws of Massachusetts, as amended except as to trust property required by law to be governed by the laws of another jurisdiction and unless the situs of administration is changed under </w:t>
       </w:r>
       <w:r>
-        <w:fldChar w:fldCharType="begin"/>
-      </w:r>
-      <w:r>
-        <w:instrText xml:space="preserve"> REF 18045822805407794221 \r \h </w:instrText>
-      </w:r>
-      <w:r>
-        <w:fldChar w:fldCharType="separate"/>
-      </w:r>
-      <w:r>
         <w:t>Section 14.06</w:t>
-      </w:r>
-      <w:r>
-        <w:fldChar w:fldCharType="end"/>
       </w:r>
       <w:r>
         <w:t>.</w:t>
